--- a/ind/docx/001.content.docx
+++ b/ind/docx/001.content.docx
@@ -150,26 +150,6 @@
           <w:lang w:val="id_ID" w:bidi="id_ID"/>
         </w:rPr>
         <w:t>A</w:t>
-      </w:r>
-      <w:r>
-        <w:rPr>
-          <w:lang w:val="id_ID" w:bidi="id_ID"/>
-        </w:rPr>
-      </w:r>
-    </w:p>
-    <w:p>
-      <w:pPr/>
-      <w:r>
-        <w:rPr>
-          <w:lang w:val="id_ID" w:bidi="id_ID"/>
-        </w:rPr>
-      </w:r>
-      <w:r>
-        <w:rPr>
-          <w:i/>
-          <w:lang w:val="id_ID" w:bidi="id_ID"/>
-        </w:rPr>
-        <w:t>Aturan Hukum Kuno</w:t>
       </w:r>
       <w:r>
         <w:rPr>

--- a/ind/docx/001.content.docx
+++ b/ind/docx/001.content.docx
@@ -19,7 +19,7 @@
         <w:rPr>
           <w:lang w:val="id_ID" w:bidi="id_ID"/>
         </w:rPr>
-        <w:t>Resource: Study Notes - Themes (Tyndale)</w:t>
+        <w:t>Resource: Tyndale Open Study Notes</w:t>
       </w:r>
       <w:r>
         <w:rPr>
@@ -112,7 +112,7 @@
         <w:rPr>
           <w:lang w:val="id_ID" w:bidi="id_ID"/>
         </w:rPr>
-        <w:t>Study Notes - Themes (Tyndale)</w:t>
+        <w:t>Tyndale Open Study Notes</w:t>
       </w:r>
     </w:p>
     <w:p>

--- a/ind/docx/001.content.docx
+++ b/ind/docx/001.content.docx
@@ -19,7 +19,7 @@
         <w:rPr>
           <w:lang w:val="id_ID" w:bidi="id_ID"/>
         </w:rPr>
-        <w:t>Resource: Tyndale Open Study Notes</w:t>
+        <w:t>Resource: Aquifer Open Study Notes (Themes)</w:t>
       </w:r>
       <w:r>
         <w:rPr>
@@ -112,7 +112,7 @@
         <w:rPr>
           <w:lang w:val="id_ID" w:bidi="id_ID"/>
         </w:rPr>
-        <w:t>Tyndale Open Study Notes</w:t>
+        <w:t>Aquifer Open Study Notes (Themes)</w:t>
       </w:r>
     </w:p>
     <w:p>

--- a/ind/docx/001.content.docx
+++ b/ind/docx/001.content.docx
@@ -322,54 +322,36 @@
         </w:rPr>
         <w:t>Perjanjian Israel dengan Allah menggunakan bentuk hukum yang sudah ada, tetapi memberi makna yang baru. Contohnya, cara Allah mengatur kemah suci dan bait suci Israel mirip dengan tempat lainnya yang ada di dunia kuno (</w:t>
       </w:r>
-      <w:hyperlink r:id="rId13">
-        <w:r>
-          <w:rPr>
-            <w:lang w:val="id_ID" w:bidi="id_ID"/>
-          </w:rPr>
-          <w:rPr>
-            <w:color w:val="0000EE"/>
-            <w:u w:val="single"/>
-          </w:rPr>
-          <w:t>Kel. 26–27</w:t>
-        </w:r>
-      </w:hyperlink>
+      <w:r>
+        <w:rPr>
+          <w:lang w:val="id_ID" w:bidi="id_ID"/>
+        </w:rPr>
+        <w:t>Kel. 26–27</w:t>
+      </w:r>
       <w:r>
         <w:rPr>
           <w:lang w:val="id_ID" w:bidi="id_ID"/>
         </w:rPr>
         <w:t xml:space="preserve">; lihat </w:t>
       </w:r>
-      <w:hyperlink r:id="rId14">
-        <w:r>
-          <w:rPr>
-            <w:lang w:val="id_ID" w:bidi="id_ID"/>
-          </w:rPr>
-          <w:rPr>
-            <w:color w:val="0000EE"/>
-            <w:u w:val="single"/>
-          </w:rPr>
-          <w:t>1Raj. 6:1–7:51</w:t>
-        </w:r>
-      </w:hyperlink>
+      <w:r>
+        <w:rPr>
+          <w:lang w:val="id_ID" w:bidi="id_ID"/>
+        </w:rPr>
+        <w:t>1Raj. 6:1–7:51</w:t>
+      </w:r>
       <w:r>
         <w:rPr>
           <w:lang w:val="id_ID" w:bidi="id_ID"/>
         </w:rPr>
         <w:t xml:space="preserve">). Korban-korban orang Ibrani juga serupa dengan korban-korban penyembah berhala (lihat </w:t>
       </w:r>
-      <w:hyperlink r:id="rId15">
-        <w:r>
-          <w:rPr>
-            <w:lang w:val="id_ID" w:bidi="id_ID"/>
-          </w:rPr>
-          <w:rPr>
-            <w:color w:val="0000EE"/>
-            <w:u w:val="single"/>
-          </w:rPr>
-          <w:t>Im. 1–7</w:t>
-        </w:r>
-      </w:hyperlink>
+      <w:r>
+        <w:rPr>
+          <w:lang w:val="id_ID" w:bidi="id_ID"/>
+        </w:rPr>
+        <w:t>Im. 1–7</w:t>
+      </w:r>
       <w:r>
         <w:rPr>
           <w:lang w:val="id_ID" w:bidi="id_ID"/>
@@ -449,162 +431,108 @@
           <w:lang w:val="id_ID" w:bidi="id_ID"/>
         </w:rPr>
       </w:r>
-      <w:hyperlink r:id="rId16">
-        <w:r>
-          <w:rPr>
-            <w:lang w:val="id_ID" w:bidi="id_ID"/>
-          </w:rPr>
-          <w:rPr>
-            <w:color w:val="0000EE"/>
-            <w:u w:val="single"/>
-          </w:rPr>
-          <w:t>Kel. 20:1–23:33</w:t>
-        </w:r>
-      </w:hyperlink>
+      <w:r>
+        <w:rPr>
+          <w:lang w:val="id_ID" w:bidi="id_ID"/>
+        </w:rPr>
+        <w:t>Kel. 20:1–23:33</w:t>
+      </w:r>
       <w:r>
         <w:rPr>
           <w:lang w:val="id_ID" w:bidi="id_ID"/>
         </w:rPr>
         <w:t xml:space="preserve">; </w:t>
       </w:r>
-      <w:hyperlink r:id="rId17">
-        <w:r>
-          <w:rPr>
-            <w:lang w:val="id_ID" w:bidi="id_ID"/>
-          </w:rPr>
-          <w:rPr>
-            <w:color w:val="0000EE"/>
-            <w:u w:val="single"/>
-          </w:rPr>
-          <w:t>34:1–35:3</w:t>
-        </w:r>
-      </w:hyperlink>
+      <w:r>
+        <w:rPr>
+          <w:lang w:val="id_ID" w:bidi="id_ID"/>
+        </w:rPr>
+        <w:t>34:1–35:3</w:t>
+      </w:r>
       <w:r>
         <w:rPr>
           <w:lang w:val="id_ID" w:bidi="id_ID"/>
         </w:rPr>
         <w:t xml:space="preserve">; </w:t>
       </w:r>
-      <w:hyperlink r:id="rId18">
-        <w:r>
-          <w:rPr>
-            <w:lang w:val="id_ID" w:bidi="id_ID"/>
-          </w:rPr>
-          <w:rPr>
-            <w:color w:val="0000EE"/>
-            <w:u w:val="single"/>
-          </w:rPr>
-          <w:t>Im. 1:1–27:34</w:t>
-        </w:r>
-      </w:hyperlink>
+      <w:r>
+        <w:rPr>
+          <w:lang w:val="id_ID" w:bidi="id_ID"/>
+        </w:rPr>
+        <w:t>Im. 1:1–27:34</w:t>
+      </w:r>
       <w:r>
         <w:rPr>
           <w:lang w:val="id_ID" w:bidi="id_ID"/>
         </w:rPr>
         <w:t xml:space="preserve">; </w:t>
       </w:r>
-      <w:hyperlink r:id="rId19">
-        <w:r>
-          <w:rPr>
-            <w:lang w:val="id_ID" w:bidi="id_ID"/>
-          </w:rPr>
-          <w:rPr>
-            <w:color w:val="0000EE"/>
-            <w:u w:val="single"/>
-          </w:rPr>
-          <w:t>Ul. 4:1–33:29</w:t>
-        </w:r>
-      </w:hyperlink>
+      <w:r>
+        <w:rPr>
+          <w:lang w:val="id_ID" w:bidi="id_ID"/>
+        </w:rPr>
+        <w:t>Ul. 4:1–33:29</w:t>
+      </w:r>
       <w:r>
         <w:rPr>
           <w:lang w:val="id_ID" w:bidi="id_ID"/>
         </w:rPr>
         <w:t xml:space="preserve">; </w:t>
       </w:r>
-      <w:hyperlink r:id="rId20">
-        <w:r>
-          <w:rPr>
-            <w:lang w:val="id_ID" w:bidi="id_ID"/>
-          </w:rPr>
-          <w:rPr>
-            <w:color w:val="0000EE"/>
-            <w:u w:val="single"/>
-          </w:rPr>
-          <w:t>Ezr. 1:1–4</w:t>
-        </w:r>
-      </w:hyperlink>
+      <w:r>
+        <w:rPr>
+          <w:lang w:val="id_ID" w:bidi="id_ID"/>
+        </w:rPr>
+        <w:t>Ezr. 1:1–4</w:t>
+      </w:r>
       <w:r>
         <w:rPr>
           <w:lang w:val="id_ID" w:bidi="id_ID"/>
         </w:rPr>
         <w:t xml:space="preserve">; </w:t>
       </w:r>
-      <w:hyperlink r:id="rId21">
-        <w:r>
-          <w:rPr>
-            <w:lang w:val="id_ID" w:bidi="id_ID"/>
-          </w:rPr>
-          <w:rPr>
-            <w:color w:val="0000EE"/>
-            <w:u w:val="single"/>
-          </w:rPr>
-          <w:t>Est. 1:13–19</w:t>
-        </w:r>
-      </w:hyperlink>
+      <w:r>
+        <w:rPr>
+          <w:lang w:val="id_ID" w:bidi="id_ID"/>
+        </w:rPr>
+        <w:t>Est. 1:13–19</w:t>
+      </w:r>
       <w:r>
         <w:rPr>
           <w:lang w:val="id_ID" w:bidi="id_ID"/>
         </w:rPr>
         <w:t xml:space="preserve">; </w:t>
       </w:r>
-      <w:hyperlink r:id="rId22">
-        <w:r>
-          <w:rPr>
-            <w:lang w:val="id_ID" w:bidi="id_ID"/>
-          </w:rPr>
-          <w:rPr>
-            <w:color w:val="0000EE"/>
-            <w:u w:val="single"/>
-          </w:rPr>
-          <w:t>8:9–14</w:t>
-        </w:r>
-      </w:hyperlink>
+      <w:r>
+        <w:rPr>
+          <w:lang w:val="id_ID" w:bidi="id_ID"/>
+        </w:rPr>
+        <w:t>8:9–14</w:t>
+      </w:r>
       <w:r>
         <w:rPr>
           <w:lang w:val="id_ID" w:bidi="id_ID"/>
         </w:rPr>
         <w:t xml:space="preserve">; </w:t>
       </w:r>
-      <w:hyperlink r:id="rId23">
-        <w:r>
-          <w:rPr>
-            <w:lang w:val="id_ID" w:bidi="id_ID"/>
-          </w:rPr>
-          <w:rPr>
-            <w:color w:val="0000EE"/>
-            <w:u w:val="single"/>
-          </w:rPr>
-          <w:t>Dan. 6:6–9</w:t>
-        </w:r>
-      </w:hyperlink>
+      <w:r>
+        <w:rPr>
+          <w:lang w:val="id_ID" w:bidi="id_ID"/>
+        </w:rPr>
+        <w:t>Dan. 6:6–9</w:t>
+      </w:r>
       <w:r>
         <w:rPr>
           <w:lang w:val="id_ID" w:bidi="id_ID"/>
         </w:rPr>
         <w:t xml:space="preserve">; </w:t>
       </w:r>
-      <w:hyperlink r:id="rId24">
-        <w:r>
-          <w:rPr>
-            <w:lang w:val="id_ID" w:bidi="id_ID"/>
-          </w:rPr>
-          <w:rPr>
-            <w:color w:val="0000EE"/>
-            <w:u w:val="single"/>
-          </w:rPr>
-          <w:t>Luk. 2:1–3</w:t>
-        </w:r>
-      </w:hyperlink>
+      <w:r>
+        <w:rPr>
+          <w:lang w:val="id_ID" w:bidi="id_ID"/>
+        </w:rPr>
+        <w:t>Luk. 2:1–3</w:t>
+      </w:r>
       <w:r>
         <w:rPr>
           <w:lang w:val="id_ID" w:bidi="id_ID"/>
